--- a/track2/data/generated/onedrive/MeetingNotes/04_Weekly_Campaign_Performance_Review_Notes.docx
+++ b/track2/data/generated/onedrive/MeetingNotes/04_Weekly_Campaign_Performance_Review_Notes.docx
@@ -753,7 +753,7 @@
           <w:sz w:val="21"/>
           <w:szCs w:val="21"/>
         </w:rPr>
-        <w:t xml:space="preserve">동일 쿼리와 기준 시각을 Track3 재현 질의에 포함한다.</w:t>
+        <w:t xml:space="preserve">동일 쿼리와 기준 시각을 Track4 FoundryIQ 재현 질의에 포함한다.</w:t>
       </w:r>
     </w:p>
     <w:p>
